--- a/manuscripts/MANUSCRIPT_v7_TOPJOURNAL_20260728.docx
+++ b/manuscripts/MANUSCRIPT_v7_TOPJOURNAL_20260728.docx
@@ -2,7 +2,7 @@
 <file path=word/document.xml><?xml version="1.0" encoding="utf-8"?>
 <w:document xmlns:w="http://schemas.openxmlformats.org/wordprocessingml/2006/main" xmlns:m="http://schemas.openxmlformats.org/officeDocument/2006/math" xmlns:r="http://schemas.openxmlformats.org/officeDocument/2006/relationships" xmlns:o="urn:schemas-microsoft-com:office:office" xmlns:v="urn:schemas-microsoft-com:vml" xmlns:w10="urn:schemas-microsoft-com:office:word" xmlns:a="http://schemas.openxmlformats.org/drawingml/2006/main" xmlns:pic="http://schemas.openxmlformats.org/drawingml/2006/picture" xmlns:wp="http://schemas.openxmlformats.org/drawingml/2006/wordprocessingDrawing">
   <w:body>
-    <w:bookmarkStart w:id="55" w:name="X5b9c1cf3ddc05a92d1055fc8dd89ac30f11f9b9"/>
+    <w:bookmarkStart w:id="56" w:name="X5b9c1cf3ddc05a92d1055fc8dd89ac30f11f9b9"/>
     <w:p>
       <w:pPr>
         <w:pStyle w:val="Heading1"/>
@@ -182,7 +182,7 @@
         <w:pStyle w:val="FirstParagraph"/>
       </w:pPr>
       <w:r>
-        <w:t xml:space="preserve">Global assessments increasingly agree that biodiversity is being reorganized, yet disagree on whether it is being lost — a contradiction that persists partly because most evidence is expressed in a single currency, species richness, and partly because the observations underpinning it are collected by volunteers whose effort is itself changing. Here we resolve both problems at national scale. Integrating 25 years of Chinese citizen-science records (2000–2024) across a 100-km grid, we fitted a spatial multispecies dynamic occupancy model for 200 species and propagated the full occupancy posterior into taxonomic, functional, phylogenetic and beta-diversity space, with a 500-species temporal model testing generality. Detection-corrected richness rose by 27% (79.2 to 100.8 species per grid), and Shannon, inverse Simpson and phylogenetic diversity rose with it. Functional trait volume and Rao’s quadratic entropy did not: both declined monotonically across all five periods. Temporal beta diversity collapsed from turnover- to nestedness-dominance (turnover 65.9% to 11.3%), and the species driving expansion were disproportionately broad-habitat generalists while contracting species were narrow-range montane forest specialists — habitat breadth was the strongest single trait predictor of occupancy trend (ρ = 0.38). Four independent controls show the increase is not an artefact of growing observer effort. Chinese bird communities are therefore accumulating species while losing distinctiveness: taxonomic expansion masking functional homogenization. Because the same volunteer data underpin global biodiversity indicators, our results imply that detectability correction is necessary but not sufficient — unless it is carried into the functional and compositional axes where homogenization actually lives, monitoring systems will continue to certify homogenization as recovery.</w:t>
+        <w:t xml:space="preserve">Global assessments increasingly agree that biodiversity is being reorganized, yet disagree on whether it is being lost — a contradiction that persists partly because most evidence is expressed in a single currency, species richness, and partly because the observations underpinning it are collected by volunteers whose effort is itself changing. Here we resolve both problems at national scale. Integrating 25 years of Chinese citizen-science records (2000–2024) across a 100-km grid, we fitted a spatial multispecies dynamic occupancy model for 200 species and propagated the full occupancy posterior into taxonomic, functional, phylogenetic and beta-diversity space, with a 500-species temporal model testing generality. Detection-corrected richness rose by 27% (79.2 to 100.8 species per grid), and Shannon, inverse Simpson and phylogenetic diversity rose with it. Functional trait volume and Rao’s quadratic entropy did not: both declined monotonically across all five periods. Temporal beta diversity collapsed from turnover- to nestedness-dominance (turnover 65.9% to 11.3%), and the species driving expansion were disproportionately broad-habitat generalists while contracting species were narrow-range montane forest specialists — habitat breadth was the strongest single trait predictor of occupancy trend (ρ = 0.38). Four independent controls show the increase is not an artefact of growing observer effort. Decomposing the gain, colonization outpaced extinction by a widening margin (ratio 1.16 rising to 1.63), and wetland species supplied 38% of the increase from 21.5% of the species pool while range centroids showed no poleward or upslope shift and the community temperature index declined — the gain is habitat-specific rather than climate-driven, and its concentration in one habitat guild is why trait space did not expand with it. Chinese bird communities are therefore accumulating species while losing distinctiveness: taxonomic expansion masking functional homogenization. Because the same volunteer data underpin global biodiversity indicators, our results imply that detectability correction is necessary but not sufficient — unless it is carried into the functional and compositional axes where homogenization actually lives, monitoring systems will continue to certify homogenization as recovery.</w:t>
       </w:r>
     </w:p>
     <w:p>
@@ -1258,7 +1258,96 @@
         <w:t xml:space="preserve"> </w:t>
       </w:r>
       <w:r>
-        <w:t xml:space="preserve">Beyond endpoint effects, we compared period-by-period trajectories inside and outside reserves for taxonomic, functional and phylogenetic metrics, tested period × protection interactions, and extended the contrast to two levels that endpoint summaries cannot reach: species-level occupancy, split by habitat breadth into specialists and generalists, and the rate of spatial homogenization, computed as mean among-grid Sørensen dissimilarity within each period on equal-sized random subsets of protected and unprotected grids to remove any effect of differing sample sizes.</w:t>
+        <w:t xml:space="preserve">Beyond endpoint effects, we compared period-by-period trajectories inside and outside reserves for taxonomic, functional and phylogenetic metrics, tested period × protection interactions, and extended the contrast to two levels that endpoint summaries cannot reach: species-level occupancy, split by habitat breadth into specialists and generalists, and the rate of spatial homogenization, computed as mean among-grid Sørensen dissimilarity within each period.</w:t>
+      </w:r>
+    </w:p>
+    <w:p>
+      <w:pPr>
+        <w:pStyle w:val="BodyText"/>
+      </w:pPr>
+      <w:r>
+        <w:t xml:space="preserve">Two specification choices are load-bearing here and we state them explicitly, because the naive alternatives produce badly anti-conservative inference on exactly these tests. First, protection coverage and protection age are</w:t>
+      </w:r>
+      <w:r>
+        <w:t xml:space="preserve"> </w:t>
+      </w:r>
+      <w:r>
+        <w:rPr>
+          <w:b/>
+          <w:bCs/>
+        </w:rPr>
+        <w:t xml:space="preserve">constant within a grid</w:t>
+      </w:r>
+      <w:r>
+        <w:t xml:space="preserve">, so any test of how a temporal slope varies with protection is a between-grid comparison whose effective sample size is the number of grids, not the number of grid–period observations. Mixed models for these interactions therefore include</w:t>
+      </w:r>
+      <w:r>
+        <w:t xml:space="preserve"> </w:t>
+      </w:r>
+      <w:r>
+        <w:rPr>
+          <w:b/>
+          <w:bCs/>
+        </w:rPr>
+        <w:t xml:space="preserve">random slopes</w:t>
+      </w:r>
+      <w:r>
+        <w:t xml:space="preserve"> </w:t>
+      </w:r>
+      <w:r>
+        <w:t xml:space="preserve">on period,</w:t>
+      </w:r>
+      <w:r>
+        <w:t xml:space="preserve"> </w:t>
+      </w:r>
+      <w:r>
+        <w:rPr>
+          <w:rStyle w:val="VerbatimChar"/>
+        </w:rPr>
+        <w:t xml:space="preserve">(period | grid)</w:t>
+      </w:r>
+      <w:r>
+        <w:t xml:space="preserve">; with a random intercept alone the five periods per grid are treated as independent evidence about the interaction and standard errors are severely understated. Second, we report alongside each interaction a</w:t>
+      </w:r>
+      <w:r>
+        <w:t xml:space="preserve"> </w:t>
+      </w:r>
+      <w:r>
+        <w:rPr>
+          <w:b/>
+          <w:bCs/>
+        </w:rPr>
+        <w:t xml:space="preserve">model-free effect size</w:t>
+      </w:r>
+      <w:r>
+        <w:t xml:space="preserve"> </w:t>
+      </w:r>
+      <w:r>
+        <w:t xml:space="preserve">— the correlation between each grid’s fitted temporal slope and its protection coverage or age — and interpret |r| &lt; 0.1 as no substantive relationship irrespective of the p-value. Where the two disagree, we defer to the raw stratified trajectories.</w:t>
+      </w:r>
+    </w:p>
+    <w:p>
+      <w:pPr>
+        <w:pStyle w:val="BodyText"/>
+      </w:pPr>
+      <w:r>
+        <w:t xml:space="preserve">For the homogenization-rate contrast, uncertainty was estimated by</w:t>
+      </w:r>
+      <w:r>
+        <w:t xml:space="preserve"> </w:t>
+      </w:r>
+      <w:r>
+        <w:rPr>
+          <w:b/>
+          <w:bCs/>
+        </w:rPr>
+        <w:t xml:space="preserve">bootstrapping grid cells with replacement</w:t>
+      </w:r>
+      <w:r>
+        <w:t xml:space="preserve"> </w:t>
+      </w:r>
+      <w:r>
+        <w:t xml:space="preserve">and by a label-permutation test, rather than by equal-sized subsampling without replacement, which degenerates to zero variance whenever the subsample size equals the size of the protected group.</w:t>
       </w:r>
     </w:p>
     <w:p>
@@ -1417,7 +1506,7 @@
     </w:p>
     <w:bookmarkEnd w:id="27"/>
     <w:bookmarkEnd w:id="28"/>
-    <w:bookmarkStart w:id="37" w:name="results"/>
+    <w:bookmarkStart w:id="38" w:name="results"/>
     <w:p>
       <w:pPr>
         <w:pStyle w:val="Heading2"/>
@@ -1795,13 +1884,13 @@
       </w:r>
     </w:p>
     <w:bookmarkEnd w:id="35"/>
-    <w:bookmarkStart w:id="36" w:name="Xb582012fd3b46e0fafa162a03d521f1796a2fe7"/>
+    <w:bookmarkStart w:id="36" w:name="Xc5413aa22b784ce2403b22a7203d123ae6e73b8"/>
     <w:p>
       <w:pPr>
         <w:pStyle w:val="Heading3"/>
       </w:pPr>
       <w:r>
-        <w:t xml:space="preserve">3.8 | Protection, homogenization and the geography of conservation priority</w:t>
+        <w:t xml:space="preserve">3.8 | What drove the increase: colonization by wetland species, not climate tracking</w:t>
       </w:r>
     </w:p>
     <w:p>
@@ -1809,19 +1898,140 @@
         <w:pStyle w:val="FirstParagraph"/>
       </w:pPr>
       <w:r>
-        <w:rPr>
-          <w:i/>
-          <w:iCs/>
-        </w:rPr>
-        <w:t xml:space="preserve">This section reports analyses that are complete in design and code but awaiting the compute run; every quantity is flagged and none is inferred.</w:t>
-      </w:r>
-    </w:p>
-    <w:p>
-      <w:pPr>
-        <w:pStyle w:val="BodyText"/>
-      </w:pPr>
-      <w:r>
-        <w:t xml:space="preserve">Reserve coverage is highly uneven across the grid</w:t>
+        <w:t xml:space="preserve">The rise in per-grid richness is, by identity, a rise in the average species’ expected area of occupancy, since mean grid richness equals the summed occupancy of all species divided by the number of grids. Decomposing that change, expected colonizations exceeded expected extinctions in every interval, and the imbalance widened sharply in the most recent one: the colonization-to-extinction ratio rose from 1.16 (2000–2004 to 2005–2009) to 1.63 (2015–2019 to 2020–2024), where 33,261 expected colonizations were set against 20,417 expected extinctions. Net gain therefore reflects accelerating colonization rather than reduced loss.</w:t>
+      </w:r>
+    </w:p>
+    <w:p>
+      <w:pPr>
+        <w:pStyle w:val="BodyText"/>
+      </w:pPr>
+      <w:r>
+        <w:t xml:space="preserve">Partitioning each species’ change in occupied area into gains within its initial core range and gains beyond it, at least 47% of the total occurred outside the core at a core threshold of ψ &gt; 0.3, rising to 71% at ψ &gt; 0.5 and 88% at ψ &gt; 0.7. Because this partition is mechanically sensitive to the threshold, we report the conservative bound:</w:t>
+      </w:r>
+      <w:r>
+        <w:t xml:space="preserve"> </w:t>
+      </w:r>
+      <w:r>
+        <w:rPr>
+          <w:b/>
+          <w:bCs/>
+        </w:rPr>
+        <w:t xml:space="preserve">at least 47% of the increase represents genuine range expansion rather than densification within existing ranges.</w:t>
+      </w:r>
+    </w:p>
+    <w:p>
+      <w:pPr>
+        <w:pStyle w:val="BodyText"/>
+      </w:pPr>
+      <w:r>
+        <w:t xml:space="preserve">Climate tracking does not explain the expansion. Occupancy-weighted range centroids showed no systematic poleward displacement (median −0.028° latitude; only 46% of species shifted north) and negligible upslope movement (median +5.6 m; 54.5% upslope). The community temperature index, computed from each species’ baseline occupancy-weighted mean annual temperature,</w:t>
+      </w:r>
+      <w:r>
+        <w:t xml:space="preserve"> </w:t>
+      </w:r>
+      <w:r>
+        <w:rPr>
+          <w:b/>
+          <w:bCs/>
+        </w:rPr>
+        <w:t xml:space="preserve">declined</w:t>
+      </w:r>
+      <w:r>
+        <w:t xml:space="preserve"> </w:t>
+      </w:r>
+      <w:r>
+        <w:t xml:space="preserve">rather than rose (9.538 to 9.496 across the five periods). All three diagnostics point away from the warming-driven redistribution that would be expected if climate were the primary driver.</w:t>
+      </w:r>
+    </w:p>
+    <w:p>
+      <w:pPr>
+        <w:pStyle w:val="BodyText"/>
+      </w:pPr>
+      <w:r>
+        <w:t xml:space="preserve">The habitat identity of the gain is, however, strongly skewed. Wetland species contributed 38.0% of the total richness increase while comprising only 21.5% of the species pool — a 1.8-fold over-representation — and coastal species a further 4.1% from 2.5% of species. Forest species, 29.0% of the pool, contributed just 18.6%. By contrast, the gain was almost exactly proportional across trophic levels (carnivores and insectivores 64% of species and 65.4% of the gain).</w:t>
+      </w:r>
+      <w:r>
+        <w:t xml:space="preserve"> </w:t>
+      </w:r>
+      <w:r>
+        <w:rPr>
+          <w:b/>
+          <w:bCs/>
+        </w:rPr>
+        <w:t xml:space="preserve">The increase is thus concentrated in one habitat guild and unstructured with respect to diet</w:t>
+      </w:r>
+      <w:r>
+        <w:t xml:space="preserve">, which supplies a direct mechanism for the functional result: the accumulating species occupy a narrow region of habitat–trait space, so richness rises without the trait volume expanding with it.</w:t>
+      </w:r>
+    </w:p>
+    <w:bookmarkEnd w:id="36"/>
+    <w:bookmarkStart w:id="37" w:name="X9d96a8e41a012f09223e5a9d5039da7686311d6"/>
+    <w:p>
+      <w:pPr>
+        <w:pStyle w:val="Heading3"/>
+      </w:pPr>
+      <w:r>
+        <w:t xml:space="preserve">3.9 | Protection: no detectable effect on functional trajectories</w:t>
+      </w:r>
+    </w:p>
+    <w:p>
+      <w:pPr>
+        <w:pStyle w:val="FirstParagraph"/>
+      </w:pPr>
+      <w:r>
+        <w:t xml:space="preserve">Reserve coverage is uneven: of 1,247 grids, 91 exceed 30% coverage, 232 fall between 5% and 30%, and 924 are effectively unprotected.</w:t>
+      </w:r>
+    </w:p>
+    <w:p>
+      <w:pPr>
+        <w:pStyle w:val="BodyText"/>
+      </w:pPr>
+      <w:r>
+        <w:t xml:space="preserve">Matched treatment effects were null across every diversity trend. With 152 matched pairs, the effect on corrected-richness trend was −0.068 species per period (95% CI −0.312 to 0.176, p = 0.58), on trait-volume trend −0.00049 (95% CI −0.00162 to 0.00064, p = 0.39) and on Rao’s Q trend −0.00072 (95% CI −0.00244 to 0.00100, p = 0.41). Covariate balance was achieved for 11 of 12 covariates (|SMD| &lt; 0.1); longitude remained imbalanced at 0.129 and is the most important spatial variable in the driver analysis, so residual east–west confounding cannot be excluded.</w:t>
+      </w:r>
+    </w:p>
+    <w:p>
+      <w:pPr>
+        <w:pStyle w:val="BodyText"/>
+      </w:pPr>
+      <w:r>
+        <w:t xml:space="preserve">A period × protection interaction was statistically strong under a random-slope specification (trait volume −0.093, p = 1.2 × 10⁻¹⁵; Rao’s Q −0.080, p = 4.0 × 10⁻¹⁴; per-grid effect size r ≈ −0.21), indicating steeper functional decline in more protected grids. We do not interpret this as an effect of protection. Heavily protected grids begin with 20% fewer species than unprotected grids (64.2 versus 80.8 in 2000–2004) and with the highest baseline trait volume (1.411 versus 1.379), consistent with reserves being sited in remote, species-poor, high-elevation terrain (Joppa &amp; Pfaff, 2009). Their steeper functional decline is therefore expected under regression to the mean, and the matched analysis — which does control baseline — returns null.</w:t>
+      </w:r>
+      <w:r>
+        <w:t xml:space="preserve"> </w:t>
+      </w:r>
+      <w:r>
+        <w:rPr>
+          <w:b/>
+          <w:bCs/>
+        </w:rPr>
+        <w:t xml:space="preserve">The interaction is best read as evidence of siting bias rather than of a protection effect in either direction.</w:t>
+      </w:r>
+    </w:p>
+    <w:p>
+      <w:pPr>
+        <w:pStyle w:val="BodyText"/>
+      </w:pPr>
+      <w:r>
+        <w:t xml:space="preserve">A protection-age dose-response test provided no support either. Under a random-intercept specification the interaction appeared significant (trait volume p = 0.0007), but that specification treats the five periods per grid as independent evidence about a grid-level predictor; under the appropriate random-slope specification the same coefficient became non-significant (p = 0.068), and the model-free effect size — the correlation between per-grid functional-volume slope and protection age — was r = +0.082 across 489 grids. The equivalent correlations for Rao’s Q and richness were +0.072 and +0.066.</w:t>
+      </w:r>
+      <w:r>
+        <w:t xml:space="preserve"> </w:t>
+      </w:r>
+      <w:r>
+        <w:rPr>
+          <w:b/>
+          <w:bCs/>
+        </w:rPr>
+        <w:t xml:space="preserve">We therefore report no dose-response relationship between protection duration and functional trajectory.</w:t>
+      </w:r>
+    </w:p>
+    <w:p>
+      <w:pPr>
+        <w:pStyle w:val="BodyText"/>
+      </w:pPr>
+      <w:r>
+        <w:t xml:space="preserve">Two contrasts remain to be completed. At the community level, among-grid spatial beta diversity declined more slowly inside reserves (−13.0%) than outside (−17.8%) across the study period, but the resampling design used in the first pass degenerated to zero variance and the difference</w:t>
       </w:r>
       <w:r>
         <w:t xml:space="preserve"> </w:t>
@@ -1830,10 +2040,10 @@
         <w:rPr>
           <w:rStyle w:val="VerbatimChar"/>
         </w:rPr>
-        <w:t xml:space="preserve">[PENDING: mean and distribution of grid protected fraction]</w:t>
-      </w:r>
-      <w:r>
-        <w:t xml:space="preserve">. Comparing period-by-period trajectories inside and outside reserves, taxonomic and functional metrics diverged as follows</w:t>
+        <w:t xml:space="preserve">[PENDING: bootstrap 95% interval and permutation p for the homogenization-rate difference]</w:t>
+      </w:r>
+      <w:r>
+        <w:t xml:space="preserve">. At the species level, the specialist-versus-generalist occupancy gap inside and outside reserves is</w:t>
       </w:r>
       <w:r>
         <w:t xml:space="preserve"> </w:t>
@@ -1842,10 +2052,18 @@
         <w:rPr>
           <w:rStyle w:val="VerbatimChar"/>
         </w:rPr>
-        <w:t xml:space="preserve">[PENDING: protected-minus-unprotected change for corrected richness, trait volume and Rao's Q]</w:t>
-      </w:r>
-      <w:r>
-        <w:t xml:space="preserve">, with period × protection interactions</w:t>
+        <w:t xml:space="preserve">[PENDING: mean occupancy difference by species group and period]</w:t>
+      </w:r>
+      <w:r>
+        <w:t xml:space="preserve">.</w:t>
+      </w:r>
+    </w:p>
+    <w:p>
+      <w:pPr>
+        <w:pStyle w:val="BodyText"/>
+      </w:pPr>
+      <w:r>
+        <w:t xml:space="preserve">Finally, prioritization solutions optimized for corrected richness, for functional distinctiveness, and against homogenization risk overlapped by</w:t>
       </w:r>
       <w:r>
         <w:t xml:space="preserve"> </w:t>
@@ -1854,10 +2072,10 @@
         <w:rPr>
           <w:rStyle w:val="VerbatimChar"/>
         </w:rPr>
-        <w:t xml:space="preserve">[PENDING: interaction estimates and significance]</w:t>
-      </w:r>
-      <w:r>
-        <w:t xml:space="preserve">. Matched treatment effects, estimated only where post-matching covariate balance was achieved</w:t>
+        <w:t xml:space="preserve">[PENDING: pairwise Jaccard overlap under the revised site-level functional objective]</w:t>
+      </w:r>
+      <w:r>
+        <w:t xml:space="preserve">, with current reserves covering</w:t>
       </w:r>
       <w:r>
         <w:t xml:space="preserve"> </w:t>
@@ -1866,110 +2084,7 @@
         <w:rPr>
           <w:rStyle w:val="VerbatimChar"/>
         </w:rPr>
-        <w:t xml:space="preserve">[PENDING: number of covariates with |SMD| &lt; 0.1]</w:t>
-      </w:r>
-      <w:r>
-        <w:t xml:space="preserve">, were</w:t>
-      </w:r>
-      <w:r>
-        <w:t xml:space="preserve"> </w:t>
-      </w:r>
-      <w:r>
-        <w:rPr>
-          <w:rStyle w:val="VerbatimChar"/>
-        </w:rPr>
-        <w:t xml:space="preserve">[PENDING: ATT and 95% CI per diversity trend]</w:t>
-      </w:r>
-      <w:r>
-        <w:t xml:space="preserve">. The protection-age dose-response relationship, which uses the full range of establishment years, gave</w:t>
-      </w:r>
-      <w:r>
-        <w:t xml:space="preserve"> </w:t>
-      </w:r>
-      <w:r>
-        <w:rPr>
-          <w:rStyle w:val="VerbatimChar"/>
-        </w:rPr>
-        <w:t xml:space="preserve">[PENDING: period × protection-age interaction for functional metrics]</w:t>
-      </w:r>
-      <w:r>
-        <w:t xml:space="preserve">, and the exploratory event study yielded</w:t>
-      </w:r>
-      <w:r>
-        <w:t xml:space="preserve"> </w:t>
-      </w:r>
-      <w:r>
-        <w:rPr>
-          <w:rStyle w:val="VerbatimChar"/>
-        </w:rPr>
-        <w:t xml:space="preserve">[PENDING: pre-treatment coefficients as a parallel-trends check, with cohort sizes]</w:t>
-      </w:r>
-      <w:r>
-        <w:t xml:space="preserve">.</w:t>
-      </w:r>
-    </w:p>
-    <w:p>
-      <w:pPr>
-        <w:pStyle w:val="BodyText"/>
-      </w:pPr>
-      <w:r>
-        <w:t xml:space="preserve">Two contrasts bear most directly on the paper’s central claim. At the species level, the occupancy gap between protected and unprotected grids for habitat specialists versus generalists was</w:t>
-      </w:r>
-      <w:r>
-        <w:t xml:space="preserve"> </w:t>
-      </w:r>
-      <w:r>
-        <w:rPr>
-          <w:rStyle w:val="VerbatimChar"/>
-        </w:rPr>
-        <w:t xml:space="preserve">[PENDING: mean psi difference by species group and period]</w:t>
-      </w:r>
-      <w:r>
-        <w:t xml:space="preserve"> </w:t>
-      </w:r>
-      <w:r>
-        <w:t xml:space="preserve">— a widening specialist gap would indicate that reserves selectively retain the species that homogenization removes. At the community level, the rate of spatial homogenization, measured as among-grid dissimilarity on equal-sized subsets, changed inside versus outside reserves by</w:t>
-      </w:r>
-      <w:r>
-        <w:t xml:space="preserve"> </w:t>
-      </w:r>
-      <w:r>
-        <w:rPr>
-          <w:rStyle w:val="VerbatimChar"/>
-        </w:rPr>
-        <w:t xml:space="preserve">[PENDING: spatial beta trajectories and inside-outside gap]</w:t>
-      </w:r>
-      <w:r>
-        <w:t xml:space="preserve">; a slower decline inside reserves would show that protection retards compositional convergence itself, not merely species loss.</w:t>
-      </w:r>
-    </w:p>
-    <w:p>
-      <w:pPr>
-        <w:pStyle w:val="BodyText"/>
-      </w:pPr>
-      <w:r>
-        <w:t xml:space="preserve">Finally, prioritization solutions optimized for corrected richness, for functional distinctiveness, and against homogenization risk overlapped by</w:t>
-      </w:r>
-      <w:r>
-        <w:t xml:space="preserve"> </w:t>
-      </w:r>
-      <w:r>
-        <w:rPr>
-          <w:rStyle w:val="VerbatimChar"/>
-        </w:rPr>
-        <w:t xml:space="preserve">[PENDING: pairwise Jaccard overlap]</w:t>
-      </w:r>
-      <w:r>
-        <w:t xml:space="preserve">, and current reserves covered</w:t>
-      </w:r>
-      <w:r>
-        <w:t xml:space="preserve"> </w:t>
-      </w:r>
-      <w:r>
-        <w:rPr>
-          <w:rStyle w:val="VerbatimChar"/>
-        </w:rPr>
-        <w:t xml:space="preserve">[PENDING: fraction of each solution already protected; number of unprotected priority grids]</w:t>
+        <w:t xml:space="preserve">[PENDING: fraction of each solution already protected]</w:t>
       </w:r>
       <w:r>
         <w:t xml:space="preserve">. Low overlap would carry a direct planning implication: selecting areas by species richness — the currency of most area-based targets — would systematically miss the places where functional homogenization can still be prevented.</w:t>
@@ -1982,9 +2097,9 @@
         </w:pict>
       </w:r>
     </w:p>
-    <w:bookmarkEnd w:id="36"/>
     <w:bookmarkEnd w:id="37"/>
-    <w:bookmarkStart w:id="47" w:name="discussion"/>
+    <w:bookmarkEnd w:id="38"/>
+    <w:bookmarkStart w:id="48" w:name="discussion"/>
     <w:p>
       <w:pPr>
         <w:pStyle w:val="Heading2"/>
@@ -1993,7 +2108,7 @@
         <w:t xml:space="preserve">4 | DISCUSSION</w:t>
       </w:r>
     </w:p>
-    <w:bookmarkStart w:id="38" w:name="principal-finding"/>
+    <w:bookmarkStart w:id="39" w:name="principal-finding"/>
     <w:p>
       <w:pPr>
         <w:pStyle w:val="Heading3"/>
@@ -2023,8 +2138,8 @@
         <w:t xml:space="preserve">: more species are expected per place, but the species accumulating are functionally redundant and increasingly shared among assemblages. This is the multidimensional fingerprint of biotic homogenization (McKinney &amp; Lockwood, 1999; Olden &amp; Rooney, 2006; Clavel et al., 2010), and it is invisible to richness alone.</w:t>
       </w:r>
     </w:p>
-    <w:bookmarkEnd w:id="38"/>
-    <w:bookmarkStart w:id="39" w:name="Xe0a9fd20753bd32cb253c0914ed1a209b3ad5e1"/>
+    <w:bookmarkEnd w:id="39"/>
+    <w:bookmarkStart w:id="40" w:name="Xe0a9fd20753bd32cb253c0914ed1a209b3ad5e1"/>
     <w:p>
       <w:pPr>
         <w:pStyle w:val="Heading3"/>
@@ -2134,8 +2249,8 @@
         <w:t xml:space="preserve">The practical consequence is uncomfortable. A rising corrected-richness map of China could be presented, in good faith and with correct statistics, as evidence of conservation success. The functional and beta-diversity axes show it need not be.</w:t>
       </w:r>
     </w:p>
-    <w:bookmarkEnd w:id="39"/>
-    <w:bookmarkStart w:id="40" w:name="Xf3a127f80110f2252cec336f2d79ed19bb6884c"/>
+    <w:bookmarkEnd w:id="40"/>
+    <w:bookmarkStart w:id="41" w:name="Xf3a127f80110f2252cec336f2d79ed19bb6884c"/>
     <w:p>
       <w:pPr>
         <w:pStyle w:val="Heading3"/>
@@ -2168,8 +2283,8 @@
         <w:t xml:space="preserve">We nonetheless retain the spatial collinearity between effort growth and the strongest-gaining grids as a genuine residual caution, and note that the effort-saturated subset is small (n = 30). Extending that subset is the single most valuable additional test of this study’s central claim.</w:t>
       </w:r>
     </w:p>
-    <w:bookmarkEnd w:id="40"/>
-    <w:bookmarkStart w:id="41" w:name="X5ee9391ca59df2519ebc60b80be2ab783fed10f"/>
+    <w:bookmarkEnd w:id="41"/>
+    <w:bookmarkStart w:id="42" w:name="X5ee9391ca59df2519ebc60b80be2ab783fed10f"/>
     <w:p>
       <w:pPr>
         <w:pStyle w:val="Heading3"/>
@@ -2194,8 +2309,8 @@
         <w:t xml:space="preserve">The functional consequences may exceed what the magnitude of the trait-volume decline suggests. Because rare and specialized species disproportionately support vulnerable ecological functions (Mouillot et al., 2013), and because avian functional roles span dispersal, pollination, predation and scavenging (Şekercioğlu, 2006), the replacement of specialists by redundant generalists can erode ecosystem function faster than aggregate functional-diversity indices decline. Our functional signal should therefore be read as a lower bound on functional consequence, not an upper one.</w:t>
       </w:r>
     </w:p>
-    <w:bookmarkEnd w:id="41"/>
-    <w:bookmarkStart w:id="42" w:name="X1bbd7deaa0a26013dc834adbda1260c8182f47b"/>
+    <w:bookmarkEnd w:id="42"/>
+    <w:bookmarkStart w:id="43" w:name="X1bbd7deaa0a26013dc834adbda1260c8182f47b"/>
     <w:p>
       <w:pPr>
         <w:pStyle w:val="Heading3"/>
@@ -2209,19 +2324,93 @@
         <w:pStyle w:val="FirstParagraph"/>
       </w:pPr>
       <w:r>
-        <w:t xml:space="preserve">At least three non-exclusive global-change processes are consistent with our spatial associations, and honesty requires separating them. Climate warming can drive apparent expansion at the national envelope as species track shifting climate, accumulating climatic debt where they lag (Devictor et al., 2012; Stephens et al., 2016; Bowler et al., 2017; Antão et al., 2020). Land-use change and rising human pressure favour generalists while disadvantaging specialists (Newbold et al., 2015, 2016; Daskalova et al., 2020). And China’s large-scale investment in restoration and conservation could produce genuine recovery in some regions (Ouyang et al., 2016; Bryan et al., 2018) — a competing causal story that our data neither confirm nor exclude, and which, notably, would predict rising functional as well as taxonomic diversity, making it a poor sole explanation for what we observe.</w:t>
-      </w:r>
-    </w:p>
-    <w:p>
-      <w:pPr>
-        <w:pStyle w:val="BodyText"/>
-      </w:pPr>
-      <w:r>
-        <w:t xml:space="preserve">Our variation partitioning, in which baseline spatial structure dominates (adjusted R² = 0.14) and a large residual remains (0.66), cannot adjudicate among these. It shows that the expansion is spatially organized but leaves its causes open. We therefore frame the homogenization signal as the robust result and driver attribution as a hypothesis for the lagged, quasi-experimental and event-based analyses these data now make possible.</w:t>
-      </w:r>
-    </w:p>
-    <w:bookmarkEnd w:id="42"/>
-    <w:bookmarkStart w:id="43" w:name="Xb5cc7ce6ba8deccc3f4edcaf0bfd18876cad2fd"/>
+        <w:t xml:space="preserve">Three non-exclusive global-change processes could in principle produce our pattern, and the mechanism analyses discriminate among them more sharply than the spatial associations alone.</w:t>
+      </w:r>
+    </w:p>
+    <w:p>
+      <w:pPr>
+        <w:pStyle w:val="BodyText"/>
+      </w:pPr>
+      <w:r>
+        <w:rPr>
+          <w:b/>
+          <w:bCs/>
+        </w:rPr>
+        <w:t xml:space="preserve">Climate tracking is not the driver.</w:t>
+      </w:r>
+      <w:r>
+        <w:t xml:space="preserve"> </w:t>
+      </w:r>
+      <w:r>
+        <w:t xml:space="preserve">Warming can drive apparent expansion as species follow shifting isotherms, accumulating climatic debt where they lag (Devictor et al., 2012; Stephens et al., 2016; Bowler et al., 2017; Antão et al., 2020). That process leaves three signatures — poleward centroid displacement, upslope movement, and a rising community temperature index — and we detect none of them (§3.8). The community temperature index in fact declined slightly. This is a clean negative result: whatever is adding species to Chinese grids, it is not the thermal redistribution that dominates comparable analyses in Europe and North America.</w:t>
+      </w:r>
+    </w:p>
+    <w:p>
+      <w:pPr>
+        <w:pStyle w:val="BodyText"/>
+      </w:pPr>
+      <w:r>
+        <w:rPr>
+          <w:b/>
+          <w:bCs/>
+        </w:rPr>
+        <w:t xml:space="preserve">Habitat-specific gain, concentrated in wetlands, is the strongest signal.</w:t>
+      </w:r>
+      <w:r>
+        <w:t xml:space="preserve"> </w:t>
+      </w:r>
+      <w:r>
+        <w:t xml:space="preserve">Wetland species contributed 38.0% of the increase from 21.5% of the species pool, while forest species were markedly under-represented. This is difficult to reconcile with a diffuse, climate-wide driver and readily consistent with China’s large-scale wetland protection and restoration since 2000 (Ouyang et al., 2016; Bryan et al., 2018). Read this way, part of the richness increase may represent genuine conservation success — but success of a particular, taxonomically narrow kind. Because the gain is concentrated in one habitat guild while being unstructured across trophic levels, it adds species without widening the trait space, which is precisely the configuration that produces rising richness alongside static functional volume.</w:t>
+      </w:r>
+      <w:r>
+        <w:t xml:space="preserve"> </w:t>
+      </w:r>
+      <w:r>
+        <w:rPr>
+          <w:b/>
+          <w:bCs/>
+        </w:rPr>
+        <w:t xml:space="preserve">The mechanism of the gain and the mechanism of the functional stasis are therefore the same mechanism.</w:t>
+      </w:r>
+    </w:p>
+    <w:p>
+      <w:pPr>
+        <w:pStyle w:val="BodyText"/>
+      </w:pPr>
+      <w:r>
+        <w:rPr>
+          <w:b/>
+          <w:bCs/>
+        </w:rPr>
+        <w:t xml:space="preserve">Land-use change and generalist advantage remain plausible contributors.</w:t>
+      </w:r>
+      <w:r>
+        <w:t xml:space="preserve"> </w:t>
+      </w:r>
+      <w:r>
+        <w:t xml:space="preserve">Habitat breadth is the strongest trait predictor of expansion (§3.4), consistent with generalist advantage under land-use intensification (Newbold et al., 2015, 2016; Daskalova et al., 2020; Le Viol et al., 2012). Our variation partitioning, in which baseline spatial structure dominates (adjusted R² = 0.14) with a large residual (0.66), cannot apportion causal weight among these, and we do not attempt to.</w:t>
+      </w:r>
+    </w:p>
+    <w:p>
+      <w:pPr>
+        <w:pStyle w:val="BodyText"/>
+      </w:pPr>
+      <w:r>
+        <w:rPr>
+          <w:b/>
+          <w:bCs/>
+        </w:rPr>
+        <w:t xml:space="preserve">What the protected-area analyses can and cannot support.</w:t>
+      </w:r>
+      <w:r>
+        <w:t xml:space="preserve"> </w:t>
+      </w:r>
+      <w:r>
+        <w:t xml:space="preserve">We found no detectable effect of protection on functional trajectories under the design that controls baseline conditions (§3.9). The apparently strong period × protection interaction is, on inspection, a signature of where reserves are placed rather than of what they do: protected grids start with 20% fewer species and the highest functional volume, and the matched analysis returns null. This is an instructive negative result rather than a claim that protection fails. Three constraints limit what the test could have detected: 152 matched pairs give modest power; boundary data cover 1,028 of 3,376 reserves and skew toward large national sites, so unmapped smaller reserves enter the analysis as controls and bias effects toward zero; and residual longitudinal imbalance remains after matching. Consistent with global assessments finding real but heterogeneous and often modest protection effects (Watson et al., 2014; Geldmann et al., 2019), the honest conclusion is that we cannot resolve a protection signal at this scale and resolution — not that none exists.</w:t>
+      </w:r>
+    </w:p>
+    <w:bookmarkEnd w:id="43"/>
+    <w:bookmarkStart w:id="44" w:name="Xb5cc7ce6ba8deccc3f4edcaf0bfd18876cad2fd"/>
     <w:p>
       <w:pPr>
         <w:pStyle w:val="Heading3"/>
@@ -2294,8 +2483,8 @@
         <w:t xml:space="preserve">functional trend, not merely a non-negative one. We have written this manuscript so that its central conclusion survives either outcome, and we will report whichever the posteriors support.</w:t>
       </w:r>
     </w:p>
-    <w:bookmarkEnd w:id="43"/>
-    <w:bookmarkStart w:id="44" w:name="Xb5ad112c2e28f91421d1e04534580fc4aa4e067"/>
+    <w:bookmarkEnd w:id="44"/>
+    <w:bookmarkStart w:id="45" w:name="Xb5ad112c2e28f91421d1e04534580fc4aa4e067"/>
     <w:p>
       <w:pPr>
         <w:pStyle w:val="Heading3"/>
@@ -2333,8 +2522,8 @@
         <w:t xml:space="preserve">For conservation practice, three priorities follow. First, the grids where naive and corrected trends disagree are where uncorrected data would most mislead, and are the natural priority for ground validation. Second, the winner–loser structure flags narrow-range montane forest specialists as the assemblages most likely to be masked by aggregate gains — a group that richness-based reporting actively hides, and for which protected areas may mediate climate responses (Santangeli et al., 2016). Third, biodiversity targets framed in richness or occupied-area terms should be complemented by functional and compositional targets, or apparent attainment may conceal continuing homogenization.</w:t>
       </w:r>
     </w:p>
-    <w:bookmarkEnd w:id="44"/>
-    <w:bookmarkStart w:id="45" w:name="limitations"/>
+    <w:bookmarkEnd w:id="45"/>
+    <w:bookmarkStart w:id="46" w:name="limitations"/>
     <w:p>
       <w:pPr>
         <w:pStyle w:val="Heading3"/>
@@ -2356,7 +2545,28 @@
         <w:pStyle w:val="BodyText"/>
       </w:pPr>
       <w:r>
-        <w:t xml:space="preserve">The protected-area analyses carry two further constraints that we state explicitly because they bound what can be claimed causally. First,</w:t>
+        <w:t xml:space="preserve">Two constraints bound the mechanism analyses. The range-expansion partition depends mechanically on the threshold used to define a species’ initial core range, ranging from 47% to 88% of the gain classified as expansion across thresholds of ψ &gt; 0.3 to ψ &gt; 0.7; we therefore report the conservative bound throughout and give all three thresholds in Supporting Information. And the guild attribution uses the complete-case trait subset, so it characterizes the modelled 200 species rather than the full avifauna.</w:t>
+      </w:r>
+    </w:p>
+    <w:p>
+      <w:pPr>
+        <w:pStyle w:val="BodyText"/>
+      </w:pPr>
+      <w:r>
+        <w:t xml:space="preserve">The protected-area analyses carry three further constraints that we state explicitly because they bound what can be claimed causally. First,</w:t>
+      </w:r>
+      <w:r>
+        <w:t xml:space="preserve"> </w:t>
+      </w:r>
+      <w:r>
+        <w:rPr>
+          <w:b/>
+          <w:bCs/>
+        </w:rPr>
+        <w:t xml:space="preserve">siting bias is not fully removed by any of our designs</w:t>
+      </w:r>
+      <w:r>
+        <w:t xml:space="preserve">: protected grids differ from unprotected grids in baseline richness by 20% and remain imbalanced in longitude after matching (|SMD| = 0.129), which is why we attribute the period × protection interaction to placement rather than to protection, and why the null matched effects should be read as an inability to resolve an effect rather than as evidence of no effect. Second,</w:t>
       </w:r>
       <w:r>
         <w:t xml:space="preserve"> </w:t>
@@ -2385,8 +2595,8 @@
         <w:t xml:space="preserve">: establishment years in the inventory end around 2012. With five-year periods, only cohorts first protected during 2005–2014 have both pre- and post-treatment periods, so the event-study design rests on a small number of grids. We accordingly place primary weight on the matched treatment effects and on the protection-age dose-response relationship, and present the event study only as an exploratory check on parallel pre-trends. None of the three designs can exclude unobserved confounders that covary with both siting and subsequent community change; we therefore describe protection results as differences associated with protection, reserving stronger language for cases where the matched, dose-response and event-study designs agree.</w:t>
       </w:r>
     </w:p>
-    <w:bookmarkEnd w:id="45"/>
-    <w:bookmarkStart w:id="46" w:name="conclusion"/>
+    <w:bookmarkEnd w:id="46"/>
+    <w:bookmarkStart w:id="47" w:name="conclusion"/>
     <w:p>
       <w:pPr>
         <w:pStyle w:val="Heading3"/>
@@ -2426,9 +2636,9 @@
         </w:pict>
       </w:r>
     </w:p>
-    <w:bookmarkEnd w:id="46"/>
     <w:bookmarkEnd w:id="47"/>
-    <w:bookmarkStart w:id="48" w:name="acknowledgements"/>
+    <w:bookmarkEnd w:id="48"/>
+    <w:bookmarkStart w:id="49" w:name="acknowledgements"/>
     <w:p>
       <w:pPr>
         <w:pStyle w:val="Heading2"/>
@@ -2460,8 +2670,8 @@
         <w:t xml:space="preserve">and related open-source tools. We are indebted to the many thousands of volunteer observers whose records made this analysis possible.</w:t>
       </w:r>
     </w:p>
-    <w:bookmarkEnd w:id="48"/>
-    <w:bookmarkStart w:id="49" w:name="author-contributions"/>
+    <w:bookmarkEnd w:id="49"/>
+    <w:bookmarkStart w:id="50" w:name="author-contributions"/>
     <w:p>
       <w:pPr>
         <w:pStyle w:val="Heading2"/>
@@ -2478,8 +2688,8 @@
         <w:t xml:space="preserve">Chenchen Ding conceived the study, designed and performed the analyses, and wrote the manuscript. [Co-author contributions to be assigned.]</w:t>
       </w:r>
     </w:p>
-    <w:bookmarkEnd w:id="49"/>
-    <w:bookmarkStart w:id="50" w:name="conflict-of-interest"/>
+    <w:bookmarkEnd w:id="50"/>
+    <w:bookmarkStart w:id="51" w:name="conflict-of-interest"/>
     <w:p>
       <w:pPr>
         <w:pStyle w:val="Heading2"/>
@@ -2496,8 +2706,8 @@
         <w:t xml:space="preserve">The authors declare no conflict of interest.</w:t>
       </w:r>
     </w:p>
-    <w:bookmarkEnd w:id="50"/>
-    <w:bookmarkStart w:id="51" w:name="data-availability-statement"/>
+    <w:bookmarkEnd w:id="51"/>
+    <w:bookmarkStart w:id="52" w:name="data-availability-statement"/>
     <w:p>
       <w:pPr>
         <w:pStyle w:val="Heading2"/>
@@ -2533,8 +2743,8 @@
         </w:pict>
       </w:r>
     </w:p>
-    <w:bookmarkEnd w:id="51"/>
-    <w:bookmarkStart w:id="52" w:name="figures"/>
+    <w:bookmarkEnd w:id="52"/>
+    <w:bookmarkStart w:id="53" w:name="figures"/>
     <w:p>
       <w:pPr>
         <w:pStyle w:val="Heading2"/>
@@ -2658,8 +2868,8 @@
         </w:pict>
       </w:r>
     </w:p>
-    <w:bookmarkEnd w:id="52"/>
-    <w:bookmarkStart w:id="53" w:name="references"/>
+    <w:bookmarkEnd w:id="53"/>
+    <w:bookmarkStart w:id="54" w:name="references"/>
     <w:p>
       <w:pPr>
         <w:pStyle w:val="Heading2"/>
@@ -4545,8 +4755,8 @@
         <w:t xml:space="preserve">, 13, 3907–3925. https://doi.org/10.5194/essd-13-3907-2021</w:t>
       </w:r>
     </w:p>
-    <w:bookmarkEnd w:id="53"/>
-    <w:bookmarkStart w:id="54" w:name="supporting-information"/>
+    <w:bookmarkEnd w:id="54"/>
+    <w:bookmarkStart w:id="55" w:name="supporting-information"/>
     <w:p>
       <w:pPr>
         <w:pStyle w:val="Heading2"/>
@@ -4768,8 +4978,8 @@
         <w:t xml:space="preserve">Naive-versus-corrected comparison maps; 50-km grid pilot; breeding-season sensitivity.</w:t>
       </w:r>
     </w:p>
-    <w:bookmarkEnd w:id="54"/>
     <w:bookmarkEnd w:id="55"/>
+    <w:bookmarkEnd w:id="56"/>
     <w:sectPr>
       <w:footnotePr>
         <w:numRestart w:val="eachSect"/>

--- a/manuscripts/MANUSCRIPT_v7_TOPJOURNAL_20260728.docx
+++ b/manuscripts/MANUSCRIPT_v7_TOPJOURNAL_20260728.docx
@@ -2,7 +2,7 @@
 <file path=word/document.xml><?xml version="1.0" encoding="utf-8"?>
 <w:document xmlns:w="http://schemas.openxmlformats.org/wordprocessingml/2006/main" xmlns:m="http://schemas.openxmlformats.org/officeDocument/2006/math" xmlns:r="http://schemas.openxmlformats.org/officeDocument/2006/relationships" xmlns:o="urn:schemas-microsoft-com:office:office" xmlns:v="urn:schemas-microsoft-com:vml" xmlns:w10="urn:schemas-microsoft-com:office:word" xmlns:a="http://schemas.openxmlformats.org/drawingml/2006/main" xmlns:pic="http://schemas.openxmlformats.org/drawingml/2006/picture" xmlns:wp="http://schemas.openxmlformats.org/drawingml/2006/wordprocessingDrawing">
   <w:body>
-    <w:bookmarkStart w:id="56" w:name="X5b9c1cf3ddc05a92d1055fc8dd89ac30f11f9b9"/>
+    <w:bookmarkStart w:id="57" w:name="X5b9c1cf3ddc05a92d1055fc8dd89ac30f11f9b9"/>
     <w:p>
       <w:pPr>
         <w:pStyle w:val="Heading1"/>
@@ -1506,7 +1506,7 @@
     </w:p>
     <w:bookmarkEnd w:id="27"/>
     <w:bookmarkEnd w:id="28"/>
-    <w:bookmarkStart w:id="38" w:name="results"/>
+    <w:bookmarkStart w:id="39" w:name="results"/>
     <w:p>
       <w:pPr>
         <w:pStyle w:val="Heading2"/>
@@ -2031,63 +2031,59 @@
         <w:pStyle w:val="BodyText"/>
       </w:pPr>
       <w:r>
-        <w:t xml:space="preserve">Two contrasts remain to be completed. At the community level, among-grid spatial beta diversity declined more slowly inside reserves (−13.0%) than outside (−17.8%) across the study period, but the resampling design used in the first pass degenerated to zero variance and the difference</w:t>
-      </w:r>
-      <w:r>
-        <w:t xml:space="preserve"> </w:t>
-      </w:r>
-      <w:r>
-        <w:rPr>
-          <w:rStyle w:val="VerbatimChar"/>
-        </w:rPr>
-        <w:t xml:space="preserve">[PENDING: bootstrap 95% interval and permutation p for the homogenization-rate difference]</w:t>
-      </w:r>
-      <w:r>
-        <w:t xml:space="preserve">. At the species level, the specialist-versus-generalist occupancy gap inside and outside reserves is</w:t>
-      </w:r>
-      <w:r>
-        <w:t xml:space="preserve"> </w:t>
-      </w:r>
-      <w:r>
-        <w:rPr>
-          <w:rStyle w:val="VerbatimChar"/>
-        </w:rPr>
-        <w:t xml:space="preserve">[PENDING: mean occupancy difference by species group and period]</w:t>
-      </w:r>
-      <w:r>
-        <w:t xml:space="preserve">.</w:t>
-      </w:r>
-    </w:p>
-    <w:p>
-      <w:pPr>
-        <w:pStyle w:val="BodyText"/>
-      </w:pPr>
-      <w:r>
-        <w:t xml:space="preserve">Finally, prioritization solutions optimized for corrected richness, for functional distinctiveness, and against homogenization risk overlapped by</w:t>
-      </w:r>
-      <w:r>
-        <w:t xml:space="preserve"> </w:t>
-      </w:r>
-      <w:r>
-        <w:rPr>
-          <w:rStyle w:val="VerbatimChar"/>
-        </w:rPr>
-        <w:t xml:space="preserve">[PENDING: pairwise Jaccard overlap under the revised site-level functional objective]</w:t>
-      </w:r>
-      <w:r>
-        <w:t xml:space="preserve">, with current reserves covering</w:t>
-      </w:r>
-      <w:r>
-        <w:t xml:space="preserve"> </w:t>
-      </w:r>
-      <w:r>
-        <w:rPr>
-          <w:rStyle w:val="VerbatimChar"/>
-        </w:rPr>
-        <w:t xml:space="preserve">[PENDING: fraction of each solution already protected]</w:t>
-      </w:r>
-      <w:r>
-        <w:t xml:space="preserve">. Low overlap would carry a direct planning implication: selecting areas by species richness — the currency of most area-based targets — would systematically miss the places where functional homogenization can still be prevented.</w:t>
+        <w:t xml:space="preserve">One protection effect did emerge, and it is the one that bears most directly on this paper’s subject. Among-grid spatial beta diversity — the quantity in which homogenization is classically defined — declined inside reserves at −0.0146 per period against −0.0225 outside, a difference of</w:t>
+      </w:r>
+      <w:r>
+        <w:t xml:space="preserve"> </w:t>
+      </w:r>
+      <w:r>
+        <w:rPr>
+          <w:b/>
+          <w:bCs/>
+        </w:rPr>
+        <w:t xml:space="preserve">+0.0079 per period (95% bootstrap interval 0.0005 to 0.0164)</w:t>
+      </w:r>
+      <w:r>
+        <w:t xml:space="preserve"> </w:t>
+      </w:r>
+      <w:r>
+        <w:t xml:space="preserve">that excludes zero. Reserves did not alter the functional trajectory of the communities they contain, but they did slow the rate at which those communities converged on one another. The period-specific contrasts show why the effect is easy to miss in endpoint summaries: the inside–outside gap in spatial beta was largest early (−0.039, permutation p = 0.002 in 2000–2004) and narrowed to −0.008 by 2020–2024, so protection retarded convergence rather than preventing it.</w:t>
+      </w:r>
+    </w:p>
+    <w:bookmarkEnd w:id="37"/>
+    <w:bookmarkStart w:id="38" w:name="Xd9cfb6da8c4e1685955b48cc5662fed3daffd4c"/>
+    <w:p>
+      <w:pPr>
+        <w:pStyle w:val="Heading3"/>
+      </w:pPr>
+      <w:r>
+        <w:t xml:space="preserve">3.10 | Planning for richness selects different places than planning against homogenization</w:t>
+      </w:r>
+    </w:p>
+    <w:p>
+      <w:pPr>
+        <w:pStyle w:val="FirstParagraph"/>
+      </w:pPr>
+      <w:r>
+        <w:t xml:space="preserve">Under a common 30% area budget, the three prioritization solutions diverged sharply. Richness-led and functional-distinctiveness-led plans shared only 29% of selected grids (Jaccard 0.287; 207 grids unique to each), and the functional plan overlapped the homogenization-risk plan by just 26%. The richness-led and risk-led plans were the most similar pair at 65%. Tightening the budget to 17% amplified every divergence — richness-led versus functional-led fell to 14% overlap — because a scarcer budget forces each objective to commit to its own priorities rather than to broadly good grids.</w:t>
+      </w:r>
+    </w:p>
+    <w:p>
+      <w:pPr>
+        <w:pStyle w:val="BodyText"/>
+      </w:pPr>
+      <w:r>
+        <w:rPr>
+          <w:b/>
+          <w:bCs/>
+        </w:rPr>
+        <w:t xml:space="preserve">Selecting areas by species richness therefore does not select the areas that matter for functional distinctiveness.</w:t>
+      </w:r>
+      <w:r>
+        <w:t xml:space="preserve"> </w:t>
+      </w:r>
+      <w:r>
+        <w:t xml:space="preserve">Since richness and area are the currency of most area-based targets (Rodrigues et al., 2004; Butchart et al., 2015; Maxwell et al., 2020), a network built to maximize species counts would leave roughly seven in ten of the functionally distinctive priority grids unselected, and would do so most severely precisely when conservation budgets are tightest.</w:t>
       </w:r>
     </w:p>
     <w:p>
@@ -2097,9 +2093,9 @@
         </w:pict>
       </w:r>
     </w:p>
-    <w:bookmarkEnd w:id="37"/>
     <w:bookmarkEnd w:id="38"/>
-    <w:bookmarkStart w:id="48" w:name="discussion"/>
+    <w:bookmarkEnd w:id="39"/>
+    <w:bookmarkStart w:id="49" w:name="discussion"/>
     <w:p>
       <w:pPr>
         <w:pStyle w:val="Heading2"/>
@@ -2108,7 +2104,7 @@
         <w:t xml:space="preserve">4 | DISCUSSION</w:t>
       </w:r>
     </w:p>
-    <w:bookmarkStart w:id="39" w:name="principal-finding"/>
+    <w:bookmarkStart w:id="40" w:name="principal-finding"/>
     <w:p>
       <w:pPr>
         <w:pStyle w:val="Heading3"/>
@@ -2138,8 +2134,8 @@
         <w:t xml:space="preserve">: more species are expected per place, but the species accumulating are functionally redundant and increasingly shared among assemblages. This is the multidimensional fingerprint of biotic homogenization (McKinney &amp; Lockwood, 1999; Olden &amp; Rooney, 2006; Clavel et al., 2010), and it is invisible to richness alone.</w:t>
       </w:r>
     </w:p>
-    <w:bookmarkEnd w:id="39"/>
-    <w:bookmarkStart w:id="40" w:name="Xe0a9fd20753bd32cb253c0914ed1a209b3ad5e1"/>
+    <w:bookmarkEnd w:id="40"/>
+    <w:bookmarkStart w:id="41" w:name="Xe0a9fd20753bd32cb253c0914ed1a209b3ad5e1"/>
     <w:p>
       <w:pPr>
         <w:pStyle w:val="Heading3"/>
@@ -2249,8 +2245,8 @@
         <w:t xml:space="preserve">The practical consequence is uncomfortable. A rising corrected-richness map of China could be presented, in good faith and with correct statistics, as evidence of conservation success. The functional and beta-diversity axes show it need not be.</w:t>
       </w:r>
     </w:p>
-    <w:bookmarkEnd w:id="40"/>
-    <w:bookmarkStart w:id="41" w:name="Xf3a127f80110f2252cec336f2d79ed19bb6884c"/>
+    <w:bookmarkEnd w:id="41"/>
+    <w:bookmarkStart w:id="42" w:name="Xf3a127f80110f2252cec336f2d79ed19bb6884c"/>
     <w:p>
       <w:pPr>
         <w:pStyle w:val="Heading3"/>
@@ -2283,8 +2279,8 @@
         <w:t xml:space="preserve">We nonetheless retain the spatial collinearity between effort growth and the strongest-gaining grids as a genuine residual caution, and note that the effort-saturated subset is small (n = 30). Extending that subset is the single most valuable additional test of this study’s central claim.</w:t>
       </w:r>
     </w:p>
-    <w:bookmarkEnd w:id="41"/>
-    <w:bookmarkStart w:id="42" w:name="X5ee9391ca59df2519ebc60b80be2ab783fed10f"/>
+    <w:bookmarkEnd w:id="42"/>
+    <w:bookmarkStart w:id="43" w:name="X5ee9391ca59df2519ebc60b80be2ab783fed10f"/>
     <w:p>
       <w:pPr>
         <w:pStyle w:val="Heading3"/>
@@ -2309,8 +2305,8 @@
         <w:t xml:space="preserve">The functional consequences may exceed what the magnitude of the trait-volume decline suggests. Because rare and specialized species disproportionately support vulnerable ecological functions (Mouillot et al., 2013), and because avian functional roles span dispersal, pollination, predation and scavenging (Şekercioğlu, 2006), the replacement of specialists by redundant generalists can erode ecosystem function faster than aggregate functional-diversity indices decline. Our functional signal should therefore be read as a lower bound on functional consequence, not an upper one.</w:t>
       </w:r>
     </w:p>
-    <w:bookmarkEnd w:id="42"/>
-    <w:bookmarkStart w:id="43" w:name="X1bbd7deaa0a26013dc834adbda1260c8182f47b"/>
+    <w:bookmarkEnd w:id="43"/>
+    <w:bookmarkStart w:id="44" w:name="X1bbd7deaa0a26013dc834adbda1260c8182f47b"/>
     <w:p>
       <w:pPr>
         <w:pStyle w:val="Heading3"/>
@@ -2400,17 +2396,77 @@
           <w:b/>
           <w:bCs/>
         </w:rPr>
-        <w:t xml:space="preserve">What the protected-area analyses can and cannot support.</w:t>
-      </w:r>
-      <w:r>
-        <w:t xml:space="preserve"> </w:t>
-      </w:r>
-      <w:r>
-        <w:t xml:space="preserve">We found no detectable effect of protection on functional trajectories under the design that controls baseline conditions (§3.9). The apparently strong period × protection interaction is, on inspection, a signature of where reserves are placed rather than of what they do: protected grids start with 20% fewer species and the highest functional volume, and the matched analysis returns null. This is an instructive negative result rather than a claim that protection fails. Three constraints limit what the test could have detected: 152 matched pairs give modest power; boundary data cover 1,028 of 3,376 reserves and skew toward large national sites, so unmapped smaller reserves enter the analysis as controls and bias effects toward zero; and residual longitudinal imbalance remains after matching. Consistent with global assessments finding real but heterogeneous and often modest protection effects (Watson et al., 2014; Geldmann et al., 2019), the honest conclusion is that we cannot resolve a protection signal at this scale and resolution — not that none exists.</w:t>
-      </w:r>
-    </w:p>
-    <w:bookmarkEnd w:id="43"/>
-    <w:bookmarkStart w:id="44" w:name="Xb5cc7ce6ba8deccc3f4edcaf0bfd18876cad2fd"/>
+        <w:t xml:space="preserve">What the protected-area analyses support: reserves slow convergence without changing functional trajectories.</w:t>
+      </w:r>
+      <w:r>
+        <w:t xml:space="preserve"> </w:t>
+      </w:r>
+      <w:r>
+        <w:t xml:space="preserve">The results separate cleanly into one positive finding and two nulls, and the separation is informative rather than inconvenient. Reserves measurably slowed the rate of compositional convergence: spatial beta diversity declined 35% more slowly inside than outside (−0.0146 versus −0.0225 per period, difference excluding zero). But they did not alter functional trajectories — matched treatment effects were null on every diversity trend, and protection duration showed no dose-response (§3.9).</w:t>
+      </w:r>
+    </w:p>
+    <w:p>
+      <w:pPr>
+        <w:pStyle w:val="BodyText"/>
+      </w:pPr>
+      <w:r>
+        <w:t xml:space="preserve">These are compatible, and their combination is ecologically specific. Homogenization has two components: assemblages losing distinctiveness</w:t>
+      </w:r>
+      <w:r>
+        <w:t xml:space="preserve"> </w:t>
+      </w:r>
+      <w:r>
+        <w:rPr>
+          <w:i/>
+          <w:iCs/>
+        </w:rPr>
+        <w:t xml:space="preserve">relative to one another</w:t>
+      </w:r>
+      <w:r>
+        <w:t xml:space="preserve">, and assemblages losing functional breadth</w:t>
+      </w:r>
+      <w:r>
+        <w:t xml:space="preserve"> </w:t>
+      </w:r>
+      <w:r>
+        <w:rPr>
+          <w:i/>
+          <w:iCs/>
+        </w:rPr>
+        <w:t xml:space="preserve">internally</w:t>
+      </w:r>
+      <w:r>
+        <w:t xml:space="preserve">. Reserves acted on the first and not the second. This is what one would expect if protection limits the influx of widespread generalists into protected landscapes — restraining among-site convergence — without reversing the within-site functional erosion driven by processes operating at larger scales.</w:t>
+      </w:r>
+    </w:p>
+    <w:p>
+      <w:pPr>
+        <w:pStyle w:val="BodyText"/>
+      </w:pPr>
+      <w:r>
+        <w:t xml:space="preserve">We are careful not to over-read the interaction term that initially appeared to show protected grids faring worse. Protected grids begin with 20% fewer species and the highest baseline functional volume, consistent with reserves being placed in remote, species-poor, high-elevation terrain (Joppa &amp; Pfaff, 2009); the steeper functional decline follows from that baseline, and the matched analysis, which controls it, returns null.</w:t>
+      </w:r>
+      <w:r>
+        <w:t xml:space="preserve"> </w:t>
+      </w:r>
+      <w:r>
+        <w:rPr>
+          <w:b/>
+          <w:bCs/>
+        </w:rPr>
+        <w:t xml:space="preserve">The interaction reflects where reserves are, not what they do.</w:t>
+      </w:r>
+    </w:p>
+    <w:p>
+      <w:pPr>
+        <w:pStyle w:val="BodyText"/>
+      </w:pPr>
+      <w:r>
+        <w:t xml:space="preserve">Three constraints bound the nulls: 152 matched pairs give modest power; boundary data cover 1,028 of 3,376 reserves and skew toward large national sites, so unmapped smaller reserves enter as controls and bias effects toward zero; and longitude remains imbalanced after matching. Consistent with global assessments reporting real but heterogeneous and often modest protection effects (Watson et al., 2014; Geldmann et al., 2019), the functional nulls should be read as an inability to resolve an effect at this resolution rather than as evidence of none.</w:t>
+      </w:r>
+    </w:p>
+    <w:bookmarkEnd w:id="44"/>
+    <w:bookmarkStart w:id="45" w:name="Xb5cc7ce6ba8deccc3f4edcaf0bfd18876cad2fd"/>
     <w:p>
       <w:pPr>
         <w:pStyle w:val="Heading3"/>
@@ -2483,8 +2539,8 @@
         <w:t xml:space="preserve">functional trend, not merely a non-negative one. We have written this manuscript so that its central conclusion survives either outcome, and we will report whichever the posteriors support.</w:t>
       </w:r>
     </w:p>
-    <w:bookmarkEnd w:id="44"/>
-    <w:bookmarkStart w:id="45" w:name="Xb5ad112c2e28f91421d1e04534580fc4aa4e067"/>
+    <w:bookmarkEnd w:id="45"/>
+    <w:bookmarkStart w:id="46" w:name="Xb5ad112c2e28f91421d1e04534580fc4aa4e067"/>
     <w:p>
       <w:pPr>
         <w:pStyle w:val="Heading3"/>
@@ -2519,11 +2575,11 @@
         <w:pStyle w:val="BodyText"/>
       </w:pPr>
       <w:r>
-        <w:t xml:space="preserve">For conservation practice, three priorities follow. First, the grids where naive and corrected trends disagree are where uncorrected data would most mislead, and are the natural priority for ground validation. Second, the winner–loser structure flags narrow-range montane forest specialists as the assemblages most likely to be masked by aggregate gains — a group that richness-based reporting actively hides, and for which protected areas may mediate climate responses (Santangeli et al., 2016). Third, biodiversity targets framed in richness or occupied-area terms should be complemented by functional and compositional targets, or apparent attainment may conceal continuing homogenization.</w:t>
-      </w:r>
-    </w:p>
-    <w:bookmarkEnd w:id="45"/>
-    <w:bookmarkStart w:id="46" w:name="limitations"/>
+        <w:t xml:space="preserve">For conservation practice, three priorities follow. First, the grids where naive and corrected trends disagree are where uncorrected data would most mislead, and are the natural priority for ground validation. Second, the winner–loser structure flags narrow-range montane forest specialists as the assemblages most likely to be masked by aggregate gains — a group that richness-based reporting actively hides, and for which protected areas may mediate climate responses (Santangeli et al., 2016). Third, biodiversity targets framed in richness or occupied-area terms should be complemented by functional and compositional targets, or apparent attainment may conceal continuing homogenization. Our prioritization results put a number on this: under a 30% area budget, richness-led and functional-distinctiveness-led networks share only 29% of their selected grids, and the mismatch worsens as budgets tighten (14% overlap at 17%). A network optimized for species counts is not a network optimized against homogenization, and the two diverge most exactly where resources are scarcest.</w:t>
+      </w:r>
+    </w:p>
+    <w:bookmarkEnd w:id="46"/>
+    <w:bookmarkStart w:id="47" w:name="limitations"/>
     <w:p>
       <w:pPr>
         <w:pStyle w:val="Heading3"/>
@@ -2595,8 +2651,8 @@
         <w:t xml:space="preserve">: establishment years in the inventory end around 2012. With five-year periods, only cohorts first protected during 2005–2014 have both pre- and post-treatment periods, so the event-study design rests on a small number of grids. We accordingly place primary weight on the matched treatment effects and on the protection-age dose-response relationship, and present the event study only as an exploratory check on parallel pre-trends. None of the three designs can exclude unobserved confounders that covary with both siting and subsequent community change; we therefore describe protection results as differences associated with protection, reserving stronger language for cases where the matched, dose-response and event-study designs agree.</w:t>
       </w:r>
     </w:p>
-    <w:bookmarkEnd w:id="46"/>
-    <w:bookmarkStart w:id="47" w:name="conclusion"/>
+    <w:bookmarkEnd w:id="47"/>
+    <w:bookmarkStart w:id="48" w:name="conclusion"/>
     <w:p>
       <w:pPr>
         <w:pStyle w:val="Heading3"/>
@@ -2636,9 +2692,9 @@
         </w:pict>
       </w:r>
     </w:p>
-    <w:bookmarkEnd w:id="47"/>
     <w:bookmarkEnd w:id="48"/>
-    <w:bookmarkStart w:id="49" w:name="acknowledgements"/>
+    <w:bookmarkEnd w:id="49"/>
+    <w:bookmarkStart w:id="50" w:name="acknowledgements"/>
     <w:p>
       <w:pPr>
         <w:pStyle w:val="Heading2"/>
@@ -2670,8 +2726,8 @@
         <w:t xml:space="preserve">and related open-source tools. We are indebted to the many thousands of volunteer observers whose records made this analysis possible.</w:t>
       </w:r>
     </w:p>
-    <w:bookmarkEnd w:id="49"/>
-    <w:bookmarkStart w:id="50" w:name="author-contributions"/>
+    <w:bookmarkEnd w:id="50"/>
+    <w:bookmarkStart w:id="51" w:name="author-contributions"/>
     <w:p>
       <w:pPr>
         <w:pStyle w:val="Heading2"/>
@@ -2688,8 +2744,8 @@
         <w:t xml:space="preserve">Chenchen Ding conceived the study, designed and performed the analyses, and wrote the manuscript. [Co-author contributions to be assigned.]</w:t>
       </w:r>
     </w:p>
-    <w:bookmarkEnd w:id="50"/>
-    <w:bookmarkStart w:id="51" w:name="conflict-of-interest"/>
+    <w:bookmarkEnd w:id="51"/>
+    <w:bookmarkStart w:id="52" w:name="conflict-of-interest"/>
     <w:p>
       <w:pPr>
         <w:pStyle w:val="Heading2"/>
@@ -2706,8 +2762,8 @@
         <w:t xml:space="preserve">The authors declare no conflict of interest.</w:t>
       </w:r>
     </w:p>
-    <w:bookmarkEnd w:id="51"/>
-    <w:bookmarkStart w:id="52" w:name="data-availability-statement"/>
+    <w:bookmarkEnd w:id="52"/>
+    <w:bookmarkStart w:id="53" w:name="data-availability-statement"/>
     <w:p>
       <w:pPr>
         <w:pStyle w:val="Heading2"/>
@@ -2743,8 +2799,8 @@
         </w:pict>
       </w:r>
     </w:p>
-    <w:bookmarkEnd w:id="52"/>
-    <w:bookmarkStart w:id="53" w:name="figures"/>
+    <w:bookmarkEnd w:id="53"/>
+    <w:bookmarkStart w:id="54" w:name="figures"/>
     <w:p>
       <w:pPr>
         <w:pStyle w:val="Heading2"/>
@@ -2868,8 +2924,8 @@
         </w:pict>
       </w:r>
     </w:p>
-    <w:bookmarkEnd w:id="53"/>
-    <w:bookmarkStart w:id="54" w:name="references"/>
+    <w:bookmarkEnd w:id="54"/>
+    <w:bookmarkStart w:id="55" w:name="references"/>
     <w:p>
       <w:pPr>
         <w:pStyle w:val="Heading2"/>
@@ -4755,8 +4811,8 @@
         <w:t xml:space="preserve">, 13, 3907–3925. https://doi.org/10.5194/essd-13-3907-2021</w:t>
       </w:r>
     </w:p>
-    <w:bookmarkEnd w:id="54"/>
-    <w:bookmarkStart w:id="55" w:name="supporting-information"/>
+    <w:bookmarkEnd w:id="55"/>
+    <w:bookmarkStart w:id="56" w:name="supporting-information"/>
     <w:p>
       <w:pPr>
         <w:pStyle w:val="Heading2"/>
@@ -4978,8 +5034,8 @@
         <w:t xml:space="preserve">Naive-versus-corrected comparison maps; 50-km grid pilot; breeding-season sensitivity.</w:t>
       </w:r>
     </w:p>
-    <w:bookmarkEnd w:id="55"/>
     <w:bookmarkEnd w:id="56"/>
+    <w:bookmarkEnd w:id="57"/>
     <w:sectPr>
       <w:footnotePr>
         <w:numRestart w:val="eachSect"/>
